--- a/JA Aquarium.docx
+++ b/JA Aquarium.docx
@@ -138,16 +138,6 @@
           </mc:Fallback>
         </mc:AlternateContent>
       </w:r>
-      <w:r>
-        <w:rPr>
-          <w:rFonts w:ascii="Open Sans" w:hAnsi="Open Sans" w:eastAsia="Open Sans" w:cs="Open Sans"/>
-          <w:sz w:val="16"/>
-          <w:szCs w:val="16"/>
-          <w:highlight w:val="none"/>
-          <w:lang w:val="ja-JP"/>
-        </w:rPr>
-      </w:r>
-      <w:r/>
       <w:r>
         <mc:AlternateContent>
           <mc:Choice Requires="wpg">
@@ -297,11 +287,12 @@
                             </w:r>
                             <w:r>
                               <w:rPr>
-                                <w:rFonts w:ascii="Noto Sans" w:hAnsi="Noto Sans" w:cs="Noto Sans"/>
+                                <w:rFonts w:ascii="Noto Sans" w:hAnsi="Noto Sans" w:eastAsia="Noto Sans" w:cs="Noto Sans"/>
                                 <w:b/>
                                 <w:bCs/>
                                 <w:sz w:val="16"/>
                                 <w:szCs w:val="16"/>
+                                <w:highlight w:val="none"/>
                               </w:rPr>
                             </w:r>
                             <w:r>
@@ -459,10 +450,9 @@
                             </w:r>
                             <w:r>
                               <w:rPr>
-                                <w:rFonts w:ascii="Noto Sans" w:hAnsi="Noto Sans" w:eastAsia="Noto Sans" w:cs="Noto Sans"/>
+                                <w:rFonts w:ascii="Noto Sans" w:hAnsi="Noto Sans" w:cs="Noto Sans"/>
                                 <w:sz w:val="16"/>
                                 <w:szCs w:val="16"/>
-                                <w:highlight w:val="none"/>
                               </w:rPr>
                             </w:r>
                             <w:r>
@@ -522,11 +512,12 @@
                       </w:r>
                       <w:r>
                         <w:rPr>
-                          <w:rFonts w:ascii="Noto Sans" w:hAnsi="Noto Sans" w:cs="Noto Sans"/>
+                          <w:rFonts w:ascii="Noto Sans" w:hAnsi="Noto Sans" w:eastAsia="Noto Sans" w:cs="Noto Sans"/>
                           <w:b/>
                           <w:bCs/>
                           <w:sz w:val="16"/>
                           <w:szCs w:val="16"/>
+                          <w:highlight w:val="none"/>
                         </w:rPr>
                       </w:r>
                       <w:r>
@@ -684,10 +675,9 @@
                       </w:r>
                       <w:r>
                         <w:rPr>
-                          <w:rFonts w:ascii="Noto Sans" w:hAnsi="Noto Sans" w:eastAsia="Noto Sans" w:cs="Noto Sans"/>
+                          <w:rFonts w:ascii="Noto Sans" w:hAnsi="Noto Sans" w:cs="Noto Sans"/>
                           <w:sz w:val="16"/>
                           <w:szCs w:val="16"/>
-                          <w:highlight w:val="none"/>
                         </w:rPr>
                       </w:r>
                       <w:r>
